--- a/10-应急管理/运行记录类文件/100206-天津港引航中心引航信息系统及设备维护项目-应急演练报告.docx
+++ b/10-应急管理/运行记录类文件/100206-天津港引航中心引航信息系统及设备维护项目-应急演练报告.docx
@@ -126,8 +126,8 @@
           <w:lang w:eastAsia="zh-CN"/>
         </w:rPr>
       </w:pPr>
-      <w:bookmarkStart w:id="0" w:name="_Toc20834"/>
-      <w:bookmarkStart w:id="1" w:name="_Toc18830"/>
+      <w:bookmarkStart w:id="0" w:name="_Toc18830"/>
+      <w:bookmarkStart w:id="1" w:name="_Toc20834"/>
       <w:r>
         <w:rPr>
           <w:lang w:eastAsia="zh-CN"/>
@@ -400,9 +400,16 @@
             <w:r>
               <w:rPr>
                 <w:rFonts w:hint="eastAsia"/>
+                <w:lang w:val="en-US" w:eastAsia="zh-CN"/>
+              </w:rPr>
+              <w:t>审核</w:t>
+            </w:r>
+            <w:r>
+              <w:rPr>
+                <w:rFonts w:hint="eastAsia"/>
                 <w:lang w:eastAsia="zh-CN"/>
               </w:rPr>
-              <w:t>编制时间</w:t>
+              <w:t>时间</w:t>
             </w:r>
             <w:r>
               <w:rPr>
@@ -1658,8 +1665,6 @@
               <w:tab w:val="right" w:leader="dot" w:pos="8306"/>
             </w:tabs>
           </w:pPr>
-          <w:bookmarkStart w:id="26" w:name="_GoBack"/>
-          <w:bookmarkEnd w:id="26"/>
           <w:r>
             <w:rPr>
               <w:rFonts w:hint="eastAsia" w:ascii="宋体" w:hAnsi="宋体" w:eastAsia="宋体" w:cs="宋体"/>
@@ -2848,7 +2853,12 @@
         <w:bidi w:val="0"/>
       </w:pPr>
       <w:r>
-        <w:t>参演人员：共计14人，来自应急管理办公室、运维部、研发部、人力部、质量部、服务台、备件库、服务知识及甲方代表</w:t>
+        <w:t>参演人员：</w:t>
+      </w:r>
+      <w:bookmarkStart w:id="26" w:name="_GoBack"/>
+      <w:bookmarkEnd w:id="26"/>
+      <w:r>
+        <w:t>运维部、研发部、人力部、质量部、服务台、备件库、服务知识及甲方代表</w:t>
       </w:r>
     </w:p>
     <w:p>
@@ -2863,8 +2873,8 @@
         <w:pStyle w:val="28"/>
         <w:bidi w:val="0"/>
       </w:pPr>
-      <w:bookmarkStart w:id="8" w:name="heading_3"/>
-      <w:bookmarkStart w:id="9" w:name="_Toc6295"/>
+      <w:bookmarkStart w:id="8" w:name="_Toc6295"/>
+      <w:bookmarkStart w:id="9" w:name="heading_3"/>
       <w:r>
         <w:t>编制依据</w:t>
       </w:r>
@@ -3061,8 +3071,8 @@
         <w:pStyle w:val="28"/>
         <w:bidi w:val="0"/>
       </w:pPr>
-      <w:bookmarkStart w:id="18" w:name="heading_5"/>
-      <w:bookmarkStart w:id="19" w:name="_Toc4350"/>
+      <w:bookmarkStart w:id="18" w:name="_Toc4350"/>
+      <w:bookmarkStart w:id="19" w:name="heading_5"/>
       <w:r>
         <w:t>演练评估与分析</w:t>
       </w:r>
@@ -3074,8 +3084,8 @@
         <w:pStyle w:val="30"/>
         <w:bidi w:val="0"/>
       </w:pPr>
-      <w:bookmarkStart w:id="20" w:name="heading_6"/>
-      <w:bookmarkStart w:id="21" w:name="_Toc4995"/>
+      <w:bookmarkStart w:id="20" w:name="_Toc4995"/>
+      <w:bookmarkStart w:id="21" w:name="heading_6"/>
       <w:r>
         <w:t>目标达成情况评估</w:t>
       </w:r>
@@ -3229,6 +3239,7 @@
             <w:insideH w:val="none" w:color="auto" w:sz="0" w:space="0"/>
             <w:insideV w:val="none" w:color="auto" w:sz="0" w:space="0"/>
           </w:tblBorders>
+          <w:shd w:val="clear" w:color="auto" w:fill="auto"/>
           <w:tblCellMar>
             <w:top w:w="15" w:type="dxa"/>
             <w:left w:w="15" w:type="dxa"/>
@@ -3598,410 +3609,6 @@
                 <w:lang w:val="en-US" w:eastAsia="zh-CN" w:bidi="ar"/>
               </w:rPr>
               <w:t>建议完成时限</w:t>
-            </w:r>
-          </w:p>
-        </w:tc>
-      </w:tr>
-      <w:tr>
-        <w:tblPrEx>
-          <w:tblBorders>
-            <w:top w:val="none" w:color="auto" w:sz="0" w:space="0"/>
-            <w:left w:val="none" w:color="auto" w:sz="0" w:space="0"/>
-            <w:bottom w:val="none" w:color="auto" w:sz="0" w:space="0"/>
-            <w:right w:val="none" w:color="auto" w:sz="0" w:space="0"/>
-            <w:insideH w:val="none" w:color="auto" w:sz="0" w:space="0"/>
-            <w:insideV w:val="none" w:color="auto" w:sz="0" w:space="0"/>
-          </w:tblBorders>
-          <w:tblCellMar>
-            <w:top w:w="15" w:type="dxa"/>
-            <w:left w:w="15" w:type="dxa"/>
-            <w:bottom w:w="15" w:type="dxa"/>
-            <w:right w:w="15" w:type="dxa"/>
-          </w:tblCellMar>
-        </w:tblPrEx>
-        <w:trPr>
-          <w:trHeight w:val="0" w:hRule="atLeast"/>
-          <w:jc w:val="center"/>
-        </w:trPr>
-        <w:tc>
-          <w:tcPr>
-            <w:tcW w:w="589" w:type="dxa"/>
-            <w:tcBorders>
-              <w:top w:val="single" w:color="auto" w:sz="4" w:space="0"/>
-              <w:left w:val="single" w:color="auto" w:sz="12" w:space="0"/>
-              <w:bottom w:val="nil"/>
-              <w:right w:val="nil"/>
-            </w:tcBorders>
-            <w:shd w:val="clear" w:color="auto" w:fill="auto"/>
-            <w:noWrap w:val="0"/>
-            <w:tcMar>
-              <w:top w:w="120" w:type="dxa"/>
-              <w:left w:w="-1" w:type="dxa"/>
-              <w:bottom w:w="120" w:type="dxa"/>
-              <w:right w:w="192" w:type="dxa"/>
-            </w:tcMar>
-            <w:vAlign w:val="center"/>
-          </w:tcPr>
-          <w:p>
-            <w:pPr>
-              <w:keepNext w:val="0"/>
-              <w:keepLines w:val="0"/>
-              <w:widowControl/>
-              <w:suppressLineNumbers w:val="0"/>
-              <w:snapToGrid w:val="0"/>
-              <w:spacing w:line="240" w:lineRule="auto"/>
-              <w:ind w:left="0" w:leftChars="0" w:right="0" w:rightChars="0" w:firstLine="0" w:firstLineChars="0"/>
-              <w:jc w:val="center"/>
-              <w:rPr>
-                <w:rFonts w:hint="default" w:ascii="Segoe UI" w:hAnsi="Segoe UI" w:eastAsia="Segoe UI" w:cs="Segoe UI"/>
-                <w:i w:val="0"/>
-                <w:iCs w:val="0"/>
-                <w:caps w:val="0"/>
-                <w:color w:val="0F1115"/>
-                <w:spacing w:val="0"/>
-                <w:sz w:val="18"/>
-                <w:szCs w:val="18"/>
-              </w:rPr>
-            </w:pPr>
-            <w:r>
-              <w:rPr>
-                <w:rFonts w:hint="default" w:ascii="Segoe UI" w:hAnsi="Segoe UI" w:eastAsia="Segoe UI" w:cs="Segoe UI"/>
-                <w:b/>
-                <w:bCs/>
-                <w:i w:val="0"/>
-                <w:iCs w:val="0"/>
-                <w:caps w:val="0"/>
-                <w:snapToGrid w:val="0"/>
-                <w:color w:val="000000"/>
-                <w:spacing w:val="0"/>
-                <w:kern w:val="0"/>
-                <w:sz w:val="18"/>
-                <w:szCs w:val="18"/>
-                <w:lang w:val="en-US" w:eastAsia="zh-CN" w:bidi="ar"/>
-              </w:rPr>
-              <w:t>1</w:t>
-            </w:r>
-          </w:p>
-        </w:tc>
-        <w:tc>
-          <w:tcPr>
-            <w:tcW w:w="1320" w:type="dxa"/>
-            <w:tcBorders>
-              <w:top w:val="single" w:color="auto" w:sz="4" w:space="0"/>
-              <w:left w:val="single" w:color="auto" w:sz="4" w:space="0"/>
-              <w:bottom w:val="nil"/>
-              <w:right w:val="nil"/>
-            </w:tcBorders>
-            <w:shd w:val="clear" w:color="auto" w:fill="auto"/>
-            <w:noWrap w:val="0"/>
-            <w:tcMar>
-              <w:top w:w="120" w:type="dxa"/>
-              <w:left w:w="192" w:type="dxa"/>
-              <w:bottom w:w="120" w:type="dxa"/>
-              <w:right w:w="192" w:type="dxa"/>
-            </w:tcMar>
-            <w:vAlign w:val="center"/>
-          </w:tcPr>
-          <w:p>
-            <w:pPr>
-              <w:keepNext w:val="0"/>
-              <w:keepLines w:val="0"/>
-              <w:widowControl/>
-              <w:suppressLineNumbers w:val="0"/>
-              <w:snapToGrid w:val="0"/>
-              <w:spacing w:line="240" w:lineRule="auto"/>
-              <w:ind w:left="0" w:leftChars="0" w:right="0" w:rightChars="0" w:firstLine="0" w:firstLineChars="0"/>
-              <w:jc w:val="center"/>
-              <w:rPr>
-                <w:rFonts w:hint="default" w:ascii="Segoe UI" w:hAnsi="Segoe UI" w:eastAsia="Segoe UI" w:cs="Segoe UI"/>
-                <w:i w:val="0"/>
-                <w:iCs w:val="0"/>
-                <w:caps w:val="0"/>
-                <w:color w:val="0F1115"/>
-                <w:spacing w:val="0"/>
-                <w:sz w:val="18"/>
-                <w:szCs w:val="18"/>
-              </w:rPr>
-            </w:pPr>
-            <w:r>
-              <w:rPr>
-                <w:rFonts w:hint="default" w:ascii="Segoe UI" w:hAnsi="Segoe UI" w:eastAsia="Segoe UI" w:cs="Segoe UI"/>
-                <w:i w:val="0"/>
-                <w:iCs w:val="0"/>
-                <w:caps w:val="0"/>
-                <w:snapToGrid w:val="0"/>
-                <w:color w:val="000000"/>
-                <w:spacing w:val="0"/>
-                <w:kern w:val="0"/>
-                <w:sz w:val="18"/>
-                <w:szCs w:val="18"/>
-                <w:lang w:val="en-US" w:eastAsia="zh-CN" w:bidi="ar"/>
-              </w:rPr>
-              <w:t>AIS接口服务监控告警未及时触发</w:t>
-            </w:r>
-          </w:p>
-        </w:tc>
-        <w:tc>
-          <w:tcPr>
-            <w:tcW w:w="1985" w:type="dxa"/>
-            <w:tcBorders>
-              <w:top w:val="single" w:color="auto" w:sz="4" w:space="0"/>
-              <w:left w:val="single" w:color="auto" w:sz="4" w:space="0"/>
-              <w:bottom w:val="nil"/>
-              <w:right w:val="nil"/>
-            </w:tcBorders>
-            <w:shd w:val="clear" w:color="auto" w:fill="auto"/>
-            <w:noWrap w:val="0"/>
-            <w:tcMar>
-              <w:top w:w="120" w:type="dxa"/>
-              <w:left w:w="192" w:type="dxa"/>
-              <w:bottom w:w="120" w:type="dxa"/>
-              <w:right w:w="192" w:type="dxa"/>
-            </w:tcMar>
-            <w:vAlign w:val="center"/>
-          </w:tcPr>
-          <w:p>
-            <w:pPr>
-              <w:keepNext w:val="0"/>
-              <w:keepLines w:val="0"/>
-              <w:widowControl/>
-              <w:suppressLineNumbers w:val="0"/>
-              <w:snapToGrid w:val="0"/>
-              <w:spacing w:line="240" w:lineRule="auto"/>
-              <w:ind w:left="0" w:leftChars="0" w:right="0" w:rightChars="0" w:firstLine="0" w:firstLineChars="0"/>
-              <w:jc w:val="left"/>
-              <w:rPr>
-                <w:rFonts w:hint="default" w:ascii="Segoe UI" w:hAnsi="Segoe UI" w:eastAsia="Segoe UI" w:cs="Segoe UI"/>
-                <w:i w:val="0"/>
-                <w:iCs w:val="0"/>
-                <w:caps w:val="0"/>
-                <w:color w:val="0F1115"/>
-                <w:spacing w:val="0"/>
-                <w:sz w:val="18"/>
-                <w:szCs w:val="18"/>
-              </w:rPr>
-            </w:pPr>
-            <w:r>
-              <w:rPr>
-                <w:rFonts w:hint="default" w:ascii="Segoe UI" w:hAnsi="Segoe UI" w:eastAsia="Segoe UI" w:cs="Segoe UI"/>
-                <w:i w:val="0"/>
-                <w:iCs w:val="0"/>
-                <w:caps w:val="0"/>
-                <w:snapToGrid w:val="0"/>
-                <w:color w:val="000000"/>
-                <w:spacing w:val="0"/>
-                <w:kern w:val="0"/>
-                <w:sz w:val="18"/>
-                <w:szCs w:val="18"/>
-                <w:lang w:val="en-US" w:eastAsia="zh-CN" w:bidi="ar"/>
-              </w:rPr>
-              <w:t>当前监控策略未覆盖AIS接口服务的进程状态检测，故障由客户主动报修发现</w:t>
-            </w:r>
-          </w:p>
-        </w:tc>
-        <w:tc>
-          <w:tcPr>
-            <w:tcW w:w="1997" w:type="dxa"/>
-            <w:tcBorders>
-              <w:top w:val="single" w:color="auto" w:sz="4" w:space="0"/>
-              <w:left w:val="single" w:color="auto" w:sz="4" w:space="0"/>
-              <w:bottom w:val="nil"/>
-              <w:right w:val="nil"/>
-            </w:tcBorders>
-            <w:shd w:val="clear" w:color="auto" w:fill="auto"/>
-            <w:noWrap w:val="0"/>
-            <w:tcMar>
-              <w:top w:w="120" w:type="dxa"/>
-              <w:left w:w="192" w:type="dxa"/>
-              <w:bottom w:w="120" w:type="dxa"/>
-              <w:right w:w="192" w:type="dxa"/>
-            </w:tcMar>
-            <w:vAlign w:val="center"/>
-          </w:tcPr>
-          <w:p>
-            <w:pPr>
-              <w:keepNext w:val="0"/>
-              <w:keepLines w:val="0"/>
-              <w:widowControl/>
-              <w:suppressLineNumbers w:val="0"/>
-              <w:snapToGrid w:val="0"/>
-              <w:spacing w:line="240" w:lineRule="auto"/>
-              <w:ind w:left="0" w:leftChars="0" w:right="0" w:rightChars="0" w:firstLine="0" w:firstLineChars="0"/>
-              <w:jc w:val="left"/>
-              <w:rPr>
-                <w:rFonts w:hint="default" w:ascii="Segoe UI" w:hAnsi="Segoe UI" w:eastAsia="Segoe UI" w:cs="Segoe UI"/>
-                <w:i w:val="0"/>
-                <w:iCs w:val="0"/>
-                <w:caps w:val="0"/>
-                <w:color w:val="0F1115"/>
-                <w:spacing w:val="0"/>
-                <w:sz w:val="18"/>
-                <w:szCs w:val="18"/>
-              </w:rPr>
-            </w:pPr>
-            <w:r>
-              <w:rPr>
-                <w:rFonts w:hint="default" w:ascii="Segoe UI" w:hAnsi="Segoe UI" w:eastAsia="Segoe UI" w:cs="Segoe UI"/>
-                <w:i w:val="0"/>
-                <w:iCs w:val="0"/>
-                <w:caps w:val="0"/>
-                <w:snapToGrid w:val="0"/>
-                <w:color w:val="000000"/>
-                <w:spacing w:val="0"/>
-                <w:kern w:val="0"/>
-                <w:sz w:val="18"/>
-                <w:szCs w:val="18"/>
-                <w:lang w:val="en-US" w:eastAsia="zh-CN" w:bidi="ar"/>
-              </w:rPr>
-              <w:t>1. 完善监控策略，增加AIS接口服务进程状态检测，配置告警阈值</w:t>
-            </w:r>
-            <w:r>
-              <w:rPr>
-                <w:rFonts w:hint="default" w:ascii="Segoe UI" w:hAnsi="Segoe UI" w:eastAsia="Segoe UI" w:cs="Segoe UI"/>
-                <w:i w:val="0"/>
-                <w:iCs w:val="0"/>
-                <w:caps w:val="0"/>
-                <w:snapToGrid w:val="0"/>
-                <w:color w:val="000000"/>
-                <w:spacing w:val="0"/>
-                <w:kern w:val="0"/>
-                <w:sz w:val="18"/>
-                <w:szCs w:val="18"/>
-                <w:lang w:val="en-US" w:eastAsia="zh-CN" w:bidi="ar"/>
-              </w:rPr>
-              <w:br w:type="textWrapping"/>
-            </w:r>
-            <w:r>
-              <w:rPr>
-                <w:rFonts w:hint="default" w:ascii="Segoe UI" w:hAnsi="Segoe UI" w:eastAsia="Segoe UI" w:cs="Segoe UI"/>
-                <w:i w:val="0"/>
-                <w:iCs w:val="0"/>
-                <w:caps w:val="0"/>
-                <w:snapToGrid w:val="0"/>
-                <w:color w:val="000000"/>
-                <w:spacing w:val="0"/>
-                <w:kern w:val="0"/>
-                <w:sz w:val="18"/>
-                <w:szCs w:val="18"/>
-                <w:lang w:val="en-US" w:eastAsia="zh-CN" w:bidi="ar"/>
-              </w:rPr>
-              <w:t>2. 将AIS接口服务纳入7×24小时重点监控对象</w:t>
-            </w:r>
-          </w:p>
-        </w:tc>
-        <w:tc>
-          <w:tcPr>
-            <w:tcW w:w="1331" w:type="dxa"/>
-            <w:tcBorders>
-              <w:top w:val="single" w:color="auto" w:sz="4" w:space="0"/>
-              <w:left w:val="single" w:color="auto" w:sz="4" w:space="0"/>
-              <w:bottom w:val="nil"/>
-              <w:right w:val="nil"/>
-            </w:tcBorders>
-            <w:shd w:val="clear" w:color="auto" w:fill="auto"/>
-            <w:noWrap w:val="0"/>
-            <w:tcMar>
-              <w:top w:w="120" w:type="dxa"/>
-              <w:left w:w="192" w:type="dxa"/>
-              <w:bottom w:w="120" w:type="dxa"/>
-              <w:right w:w="192" w:type="dxa"/>
-            </w:tcMar>
-            <w:vAlign w:val="center"/>
-          </w:tcPr>
-          <w:p>
-            <w:pPr>
-              <w:keepNext w:val="0"/>
-              <w:keepLines w:val="0"/>
-              <w:widowControl/>
-              <w:suppressLineNumbers w:val="0"/>
-              <w:snapToGrid w:val="0"/>
-              <w:spacing w:line="240" w:lineRule="auto"/>
-              <w:ind w:left="0" w:leftChars="0" w:right="0" w:rightChars="0" w:firstLine="0" w:firstLineChars="0"/>
-              <w:jc w:val="left"/>
-              <w:rPr>
-                <w:rFonts w:hint="default" w:ascii="Segoe UI" w:hAnsi="Segoe UI" w:eastAsia="Segoe UI" w:cs="Segoe UI"/>
-                <w:i w:val="0"/>
-                <w:iCs w:val="0"/>
-                <w:caps w:val="0"/>
-                <w:color w:val="0F1115"/>
-                <w:spacing w:val="0"/>
-                <w:sz w:val="18"/>
-                <w:szCs w:val="18"/>
-              </w:rPr>
-            </w:pPr>
-            <w:r>
-              <w:rPr>
-                <w:rFonts w:hint="default" w:ascii="Segoe UI" w:hAnsi="Segoe UI" w:eastAsia="Segoe UI" w:cs="Segoe UI"/>
-                <w:i w:val="0"/>
-                <w:iCs w:val="0"/>
-                <w:caps w:val="0"/>
-                <w:snapToGrid w:val="0"/>
-                <w:color w:val="000000"/>
-                <w:spacing w:val="0"/>
-                <w:kern w:val="0"/>
-                <w:sz w:val="18"/>
-                <w:szCs w:val="18"/>
-                <w:lang w:val="en-US" w:eastAsia="zh-CN" w:bidi="ar"/>
-              </w:rPr>
-              <w:t>运维部</w:t>
-            </w:r>
-          </w:p>
-        </w:tc>
-        <w:tc>
-          <w:tcPr>
-            <w:tcW w:w="1743" w:type="dxa"/>
-            <w:tcBorders>
-              <w:top w:val="single" w:color="auto" w:sz="4" w:space="0"/>
-              <w:left w:val="single" w:color="auto" w:sz="4" w:space="0"/>
-              <w:bottom w:val="nil"/>
-              <w:right w:val="single" w:color="auto" w:sz="12" w:space="0"/>
-            </w:tcBorders>
-            <w:shd w:val="clear" w:color="auto" w:fill="auto"/>
-            <w:noWrap w:val="0"/>
-            <w:tcMar>
-              <w:top w:w="120" w:type="dxa"/>
-              <w:left w:w="192" w:type="dxa"/>
-              <w:bottom w:w="120" w:type="dxa"/>
-              <w:right w:w="-1" w:type="dxa"/>
-            </w:tcMar>
-            <w:vAlign w:val="center"/>
-          </w:tcPr>
-          <w:p>
-            <w:pPr>
-              <w:keepNext w:val="0"/>
-              <w:keepLines w:val="0"/>
-              <w:widowControl/>
-              <w:suppressLineNumbers w:val="0"/>
-              <w:snapToGrid w:val="0"/>
-              <w:spacing w:line="240" w:lineRule="auto"/>
-              <w:ind w:left="0" w:leftChars="0" w:right="0" w:rightChars="0" w:firstLine="0" w:firstLineChars="0"/>
-              <w:jc w:val="center"/>
-              <w:rPr>
-                <w:rFonts w:hint="default" w:ascii="Segoe UI" w:hAnsi="Segoe UI" w:eastAsia="Segoe UI" w:cs="Segoe UI"/>
-                <w:i w:val="0"/>
-                <w:iCs w:val="0"/>
-                <w:caps w:val="0"/>
-                <w:color w:val="0F1115"/>
-                <w:spacing w:val="0"/>
-                <w:sz w:val="18"/>
-                <w:szCs w:val="18"/>
-              </w:rPr>
-            </w:pPr>
-            <w:r>
-              <w:rPr>
-                <w:rFonts w:hint="default" w:ascii="Segoe UI" w:hAnsi="Segoe UI" w:eastAsia="Segoe UI" w:cs="Segoe UI"/>
-                <w:i w:val="0"/>
-                <w:iCs w:val="0"/>
-                <w:caps w:val="0"/>
-                <w:snapToGrid w:val="0"/>
-                <w:color w:val="000000"/>
-                <w:spacing w:val="0"/>
-                <w:kern w:val="0"/>
-                <w:sz w:val="18"/>
-                <w:szCs w:val="18"/>
-                <w:lang w:val="en-US" w:eastAsia="zh-CN" w:bidi="ar"/>
-              </w:rPr>
-              <w:t>2026年4月20日</w:t>
             </w:r>
           </w:p>
         </w:tc>
@@ -4084,7 +3691,7 @@
                 <w:szCs w:val="18"/>
                 <w:lang w:val="en-US" w:eastAsia="zh-CN" w:bidi="ar"/>
               </w:rPr>
-              <w:t>2</w:t>
+              <w:t>1</w:t>
             </w:r>
           </w:p>
         </w:tc>
@@ -4142,7 +3749,7 @@
                 <w:szCs w:val="18"/>
                 <w:lang w:val="en-US" w:eastAsia="zh-CN" w:bidi="ar"/>
               </w:rPr>
-              <w:t>AIS接口故障处置流程未录入知识库</w:t>
+              <w:t>AIS接口服务监控告警未及时触发</w:t>
             </w:r>
           </w:p>
         </w:tc>
@@ -4200,7 +3807,7 @@
                 <w:szCs w:val="18"/>
                 <w:lang w:val="en-US" w:eastAsia="zh-CN" w:bidi="ar"/>
               </w:rPr>
-              <w:t>知识库中缺少AIS接口相关故障的标准处置流程</w:t>
+              <w:t>当前监控策略未覆盖AIS接口服务的进程状态检测，故障由客户主动报修发现</w:t>
             </w:r>
           </w:p>
         </w:tc>
@@ -4258,7 +3865,7 @@
                 <w:szCs w:val="18"/>
                 <w:lang w:val="en-US" w:eastAsia="zh-CN" w:bidi="ar"/>
               </w:rPr>
-              <w:t>1. 补充AIS接口故障处理标准操作流程文档，录入知识库</w:t>
+              <w:t>1. 完善监控策略，增加AIS接口服务进程状态检测，配置告警阈值</w:t>
             </w:r>
             <w:r>
               <w:rPr>
@@ -4290,7 +3897,7 @@
                 <w:szCs w:val="18"/>
                 <w:lang w:val="en-US" w:eastAsia="zh-CN" w:bidi="ar"/>
               </w:rPr>
-              <w:t>2. 定期审核知识库中故障处置流程的完整性和准确性</w:t>
+              <w:t>2. 将AIS接口服务纳入7×24小时重点监控对象</w:t>
             </w:r>
           </w:p>
         </w:tc>
@@ -4348,7 +3955,7 @@
                 <w:szCs w:val="18"/>
                 <w:lang w:val="en-US" w:eastAsia="zh-CN" w:bidi="ar"/>
               </w:rPr>
-              <w:t>服务知识</w:t>
+              <w:t>运维部</w:t>
             </w:r>
           </w:p>
         </w:tc>
@@ -4406,7 +4013,7 @@
                 <w:szCs w:val="18"/>
                 <w:lang w:val="en-US" w:eastAsia="zh-CN" w:bidi="ar"/>
               </w:rPr>
-              <w:t>2026年4月18日</w:t>
+              <w:t>2026年4月20日</w:t>
             </w:r>
           </w:p>
         </w:tc>
@@ -4421,6 +4028,7 @@
             <w:insideH w:val="none" w:color="auto" w:sz="0" w:space="0"/>
             <w:insideV w:val="none" w:color="auto" w:sz="0" w:space="0"/>
           </w:tblBorders>
+          <w:shd w:val="clear" w:color="auto" w:fill="auto"/>
           <w:tblCellMar>
             <w:top w:w="15" w:type="dxa"/>
             <w:left w:w="15" w:type="dxa"/>
@@ -4488,7 +4096,7 @@
                 <w:szCs w:val="18"/>
                 <w:lang w:val="en-US" w:eastAsia="zh-CN" w:bidi="ar"/>
               </w:rPr>
-              <w:t>3</w:t>
+              <w:t>2</w:t>
             </w:r>
           </w:p>
         </w:tc>
@@ -4546,7 +4154,7 @@
                 <w:szCs w:val="18"/>
                 <w:lang w:val="en-US" w:eastAsia="zh-CN" w:bidi="ar"/>
               </w:rPr>
-              <w:t>AIS接口备件未纳入备件库</w:t>
+              <w:t>AIS接口故障处置流程未录入知识库</w:t>
             </w:r>
           </w:p>
         </w:tc>
@@ -4604,7 +4212,7 @@
                 <w:szCs w:val="18"/>
                 <w:lang w:val="en-US" w:eastAsia="zh-CN" w:bidi="ar"/>
               </w:rPr>
-              <w:t>备件清单未覆盖AIS接口相关硬件</w:t>
+              <w:t>知识库中缺少AIS接口相关故障的标准处置流程</w:t>
             </w:r>
           </w:p>
         </w:tc>
@@ -4662,7 +4270,7 @@
                 <w:szCs w:val="18"/>
                 <w:lang w:val="en-US" w:eastAsia="zh-CN" w:bidi="ar"/>
               </w:rPr>
-              <w:t>1. 评估并补充AIS接口相关备件（服务器内存、电源模块等），纳入备件库</w:t>
+              <w:t>1. 补充AIS接口故障处理标准操作流程文档，录入知识库</w:t>
             </w:r>
             <w:r>
               <w:rPr>
@@ -4694,7 +4302,7 @@
                 <w:szCs w:val="18"/>
                 <w:lang w:val="en-US" w:eastAsia="zh-CN" w:bidi="ar"/>
               </w:rPr>
-              <w:t>2. 建立备件库定期盘点机制，确保关键备件齐全</w:t>
+              <w:t>2. 定期审核知识库中故障处置流程的完整性和准确性</w:t>
             </w:r>
           </w:p>
         </w:tc>
@@ -4752,7 +4360,7 @@
                 <w:szCs w:val="18"/>
                 <w:lang w:val="en-US" w:eastAsia="zh-CN" w:bidi="ar"/>
               </w:rPr>
-              <w:t>备件库</w:t>
+              <w:t>服务知识</w:t>
             </w:r>
           </w:p>
         </w:tc>
@@ -4810,7 +4418,7 @@
                 <w:szCs w:val="18"/>
                 <w:lang w:val="en-US" w:eastAsia="zh-CN" w:bidi="ar"/>
               </w:rPr>
-              <w:t>2026年4月25日</w:t>
+              <w:t>2026年4月18日</w:t>
             </w:r>
           </w:p>
         </w:tc>
@@ -4825,6 +4433,412 @@
             <w:insideH w:val="none" w:color="auto" w:sz="0" w:space="0"/>
             <w:insideV w:val="none" w:color="auto" w:sz="0" w:space="0"/>
           </w:tblBorders>
+          <w:shd w:val="clear" w:color="auto" w:fill="auto"/>
+          <w:tblCellMar>
+            <w:top w:w="15" w:type="dxa"/>
+            <w:left w:w="15" w:type="dxa"/>
+            <w:bottom w:w="15" w:type="dxa"/>
+            <w:right w:w="15" w:type="dxa"/>
+          </w:tblCellMar>
+        </w:tblPrEx>
+        <w:trPr>
+          <w:trHeight w:val="0" w:hRule="atLeast"/>
+          <w:jc w:val="center"/>
+        </w:trPr>
+        <w:tc>
+          <w:tcPr>
+            <w:tcW w:w="589" w:type="dxa"/>
+            <w:tcBorders>
+              <w:top w:val="single" w:color="auto" w:sz="4" w:space="0"/>
+              <w:left w:val="single" w:color="auto" w:sz="12" w:space="0"/>
+              <w:bottom w:val="nil"/>
+              <w:right w:val="nil"/>
+            </w:tcBorders>
+            <w:shd w:val="clear" w:color="auto" w:fill="auto"/>
+            <w:noWrap w:val="0"/>
+            <w:tcMar>
+              <w:top w:w="120" w:type="dxa"/>
+              <w:left w:w="-1" w:type="dxa"/>
+              <w:bottom w:w="120" w:type="dxa"/>
+              <w:right w:w="192" w:type="dxa"/>
+            </w:tcMar>
+            <w:vAlign w:val="center"/>
+          </w:tcPr>
+          <w:p>
+            <w:pPr>
+              <w:keepNext w:val="0"/>
+              <w:keepLines w:val="0"/>
+              <w:widowControl/>
+              <w:suppressLineNumbers w:val="0"/>
+              <w:snapToGrid w:val="0"/>
+              <w:spacing w:line="240" w:lineRule="auto"/>
+              <w:ind w:left="0" w:leftChars="0" w:right="0" w:rightChars="0" w:firstLine="0" w:firstLineChars="0"/>
+              <w:jc w:val="center"/>
+              <w:rPr>
+                <w:rFonts w:hint="default" w:ascii="Segoe UI" w:hAnsi="Segoe UI" w:eastAsia="Segoe UI" w:cs="Segoe UI"/>
+                <w:i w:val="0"/>
+                <w:iCs w:val="0"/>
+                <w:caps w:val="0"/>
+                <w:color w:val="0F1115"/>
+                <w:spacing w:val="0"/>
+                <w:sz w:val="18"/>
+                <w:szCs w:val="18"/>
+              </w:rPr>
+            </w:pPr>
+            <w:r>
+              <w:rPr>
+                <w:rFonts w:hint="default" w:ascii="Segoe UI" w:hAnsi="Segoe UI" w:eastAsia="Segoe UI" w:cs="Segoe UI"/>
+                <w:b/>
+                <w:bCs/>
+                <w:i w:val="0"/>
+                <w:iCs w:val="0"/>
+                <w:caps w:val="0"/>
+                <w:snapToGrid w:val="0"/>
+                <w:color w:val="000000"/>
+                <w:spacing w:val="0"/>
+                <w:kern w:val="0"/>
+                <w:sz w:val="18"/>
+                <w:szCs w:val="18"/>
+                <w:lang w:val="en-US" w:eastAsia="zh-CN" w:bidi="ar"/>
+              </w:rPr>
+              <w:t>3</w:t>
+            </w:r>
+          </w:p>
+        </w:tc>
+        <w:tc>
+          <w:tcPr>
+            <w:tcW w:w="1320" w:type="dxa"/>
+            <w:tcBorders>
+              <w:top w:val="single" w:color="auto" w:sz="4" w:space="0"/>
+              <w:left w:val="single" w:color="auto" w:sz="4" w:space="0"/>
+              <w:bottom w:val="nil"/>
+              <w:right w:val="nil"/>
+            </w:tcBorders>
+            <w:shd w:val="clear" w:color="auto" w:fill="auto"/>
+            <w:noWrap w:val="0"/>
+            <w:tcMar>
+              <w:top w:w="120" w:type="dxa"/>
+              <w:left w:w="192" w:type="dxa"/>
+              <w:bottom w:w="120" w:type="dxa"/>
+              <w:right w:w="192" w:type="dxa"/>
+            </w:tcMar>
+            <w:vAlign w:val="center"/>
+          </w:tcPr>
+          <w:p>
+            <w:pPr>
+              <w:keepNext w:val="0"/>
+              <w:keepLines w:val="0"/>
+              <w:widowControl/>
+              <w:suppressLineNumbers w:val="0"/>
+              <w:snapToGrid w:val="0"/>
+              <w:spacing w:line="240" w:lineRule="auto"/>
+              <w:ind w:left="0" w:leftChars="0" w:right="0" w:rightChars="0" w:firstLine="0" w:firstLineChars="0"/>
+              <w:jc w:val="center"/>
+              <w:rPr>
+                <w:rFonts w:hint="default" w:ascii="Segoe UI" w:hAnsi="Segoe UI" w:eastAsia="Segoe UI" w:cs="Segoe UI"/>
+                <w:i w:val="0"/>
+                <w:iCs w:val="0"/>
+                <w:caps w:val="0"/>
+                <w:color w:val="0F1115"/>
+                <w:spacing w:val="0"/>
+                <w:sz w:val="18"/>
+                <w:szCs w:val="18"/>
+              </w:rPr>
+            </w:pPr>
+            <w:r>
+              <w:rPr>
+                <w:rFonts w:hint="default" w:ascii="Segoe UI" w:hAnsi="Segoe UI" w:eastAsia="Segoe UI" w:cs="Segoe UI"/>
+                <w:i w:val="0"/>
+                <w:iCs w:val="0"/>
+                <w:caps w:val="0"/>
+                <w:snapToGrid w:val="0"/>
+                <w:color w:val="000000"/>
+                <w:spacing w:val="0"/>
+                <w:kern w:val="0"/>
+                <w:sz w:val="18"/>
+                <w:szCs w:val="18"/>
+                <w:lang w:val="en-US" w:eastAsia="zh-CN" w:bidi="ar"/>
+              </w:rPr>
+              <w:t>AIS接口备件未纳入备件库</w:t>
+            </w:r>
+          </w:p>
+        </w:tc>
+        <w:tc>
+          <w:tcPr>
+            <w:tcW w:w="1985" w:type="dxa"/>
+            <w:tcBorders>
+              <w:top w:val="single" w:color="auto" w:sz="4" w:space="0"/>
+              <w:left w:val="single" w:color="auto" w:sz="4" w:space="0"/>
+              <w:bottom w:val="nil"/>
+              <w:right w:val="nil"/>
+            </w:tcBorders>
+            <w:shd w:val="clear" w:color="auto" w:fill="auto"/>
+            <w:noWrap w:val="0"/>
+            <w:tcMar>
+              <w:top w:w="120" w:type="dxa"/>
+              <w:left w:w="192" w:type="dxa"/>
+              <w:bottom w:w="120" w:type="dxa"/>
+              <w:right w:w="192" w:type="dxa"/>
+            </w:tcMar>
+            <w:vAlign w:val="center"/>
+          </w:tcPr>
+          <w:p>
+            <w:pPr>
+              <w:keepNext w:val="0"/>
+              <w:keepLines w:val="0"/>
+              <w:widowControl/>
+              <w:suppressLineNumbers w:val="0"/>
+              <w:snapToGrid w:val="0"/>
+              <w:spacing w:line="240" w:lineRule="auto"/>
+              <w:ind w:left="0" w:leftChars="0" w:right="0" w:rightChars="0" w:firstLine="0" w:firstLineChars="0"/>
+              <w:jc w:val="left"/>
+              <w:rPr>
+                <w:rFonts w:hint="default" w:ascii="Segoe UI" w:hAnsi="Segoe UI" w:eastAsia="Segoe UI" w:cs="Segoe UI"/>
+                <w:i w:val="0"/>
+                <w:iCs w:val="0"/>
+                <w:caps w:val="0"/>
+                <w:color w:val="0F1115"/>
+                <w:spacing w:val="0"/>
+                <w:sz w:val="18"/>
+                <w:szCs w:val="18"/>
+              </w:rPr>
+            </w:pPr>
+            <w:r>
+              <w:rPr>
+                <w:rFonts w:hint="default" w:ascii="Segoe UI" w:hAnsi="Segoe UI" w:eastAsia="Segoe UI" w:cs="Segoe UI"/>
+                <w:i w:val="0"/>
+                <w:iCs w:val="0"/>
+                <w:caps w:val="0"/>
+                <w:snapToGrid w:val="0"/>
+                <w:color w:val="000000"/>
+                <w:spacing w:val="0"/>
+                <w:kern w:val="0"/>
+                <w:sz w:val="18"/>
+                <w:szCs w:val="18"/>
+                <w:lang w:val="en-US" w:eastAsia="zh-CN" w:bidi="ar"/>
+              </w:rPr>
+              <w:t>备件清单未覆盖AIS接口相关硬件</w:t>
+            </w:r>
+          </w:p>
+        </w:tc>
+        <w:tc>
+          <w:tcPr>
+            <w:tcW w:w="1997" w:type="dxa"/>
+            <w:tcBorders>
+              <w:top w:val="single" w:color="auto" w:sz="4" w:space="0"/>
+              <w:left w:val="single" w:color="auto" w:sz="4" w:space="0"/>
+              <w:bottom w:val="nil"/>
+              <w:right w:val="nil"/>
+            </w:tcBorders>
+            <w:shd w:val="clear" w:color="auto" w:fill="auto"/>
+            <w:noWrap w:val="0"/>
+            <w:tcMar>
+              <w:top w:w="120" w:type="dxa"/>
+              <w:left w:w="192" w:type="dxa"/>
+              <w:bottom w:w="120" w:type="dxa"/>
+              <w:right w:w="192" w:type="dxa"/>
+            </w:tcMar>
+            <w:vAlign w:val="center"/>
+          </w:tcPr>
+          <w:p>
+            <w:pPr>
+              <w:keepNext w:val="0"/>
+              <w:keepLines w:val="0"/>
+              <w:widowControl/>
+              <w:suppressLineNumbers w:val="0"/>
+              <w:snapToGrid w:val="0"/>
+              <w:spacing w:line="240" w:lineRule="auto"/>
+              <w:ind w:left="0" w:leftChars="0" w:right="0" w:rightChars="0" w:firstLine="0" w:firstLineChars="0"/>
+              <w:jc w:val="left"/>
+              <w:rPr>
+                <w:rFonts w:hint="default" w:ascii="Segoe UI" w:hAnsi="Segoe UI" w:eastAsia="Segoe UI" w:cs="Segoe UI"/>
+                <w:i w:val="0"/>
+                <w:iCs w:val="0"/>
+                <w:caps w:val="0"/>
+                <w:color w:val="0F1115"/>
+                <w:spacing w:val="0"/>
+                <w:sz w:val="18"/>
+                <w:szCs w:val="18"/>
+              </w:rPr>
+            </w:pPr>
+            <w:r>
+              <w:rPr>
+                <w:rFonts w:hint="default" w:ascii="Segoe UI" w:hAnsi="Segoe UI" w:eastAsia="Segoe UI" w:cs="Segoe UI"/>
+                <w:i w:val="0"/>
+                <w:iCs w:val="0"/>
+                <w:caps w:val="0"/>
+                <w:snapToGrid w:val="0"/>
+                <w:color w:val="000000"/>
+                <w:spacing w:val="0"/>
+                <w:kern w:val="0"/>
+                <w:sz w:val="18"/>
+                <w:szCs w:val="18"/>
+                <w:lang w:val="en-US" w:eastAsia="zh-CN" w:bidi="ar"/>
+              </w:rPr>
+              <w:t>1. 评估并补充AIS接口相关备件（服务器内存、电源模块等），纳入备件库</w:t>
+            </w:r>
+            <w:r>
+              <w:rPr>
+                <w:rFonts w:hint="default" w:ascii="Segoe UI" w:hAnsi="Segoe UI" w:eastAsia="Segoe UI" w:cs="Segoe UI"/>
+                <w:i w:val="0"/>
+                <w:iCs w:val="0"/>
+                <w:caps w:val="0"/>
+                <w:snapToGrid w:val="0"/>
+                <w:color w:val="000000"/>
+                <w:spacing w:val="0"/>
+                <w:kern w:val="0"/>
+                <w:sz w:val="18"/>
+                <w:szCs w:val="18"/>
+                <w:lang w:val="en-US" w:eastAsia="zh-CN" w:bidi="ar"/>
+              </w:rPr>
+              <w:br w:type="textWrapping"/>
+            </w:r>
+            <w:r>
+              <w:rPr>
+                <w:rFonts w:hint="default" w:ascii="Segoe UI" w:hAnsi="Segoe UI" w:eastAsia="Segoe UI" w:cs="Segoe UI"/>
+                <w:i w:val="0"/>
+                <w:iCs w:val="0"/>
+                <w:caps w:val="0"/>
+                <w:snapToGrid w:val="0"/>
+                <w:color w:val="000000"/>
+                <w:spacing w:val="0"/>
+                <w:kern w:val="0"/>
+                <w:sz w:val="18"/>
+                <w:szCs w:val="18"/>
+                <w:lang w:val="en-US" w:eastAsia="zh-CN" w:bidi="ar"/>
+              </w:rPr>
+              <w:t>2. 建立备件库定期盘点机制，确保关键备件齐全</w:t>
+            </w:r>
+          </w:p>
+        </w:tc>
+        <w:tc>
+          <w:tcPr>
+            <w:tcW w:w="1331" w:type="dxa"/>
+            <w:tcBorders>
+              <w:top w:val="single" w:color="auto" w:sz="4" w:space="0"/>
+              <w:left w:val="single" w:color="auto" w:sz="4" w:space="0"/>
+              <w:bottom w:val="nil"/>
+              <w:right w:val="nil"/>
+            </w:tcBorders>
+            <w:shd w:val="clear" w:color="auto" w:fill="auto"/>
+            <w:noWrap w:val="0"/>
+            <w:tcMar>
+              <w:top w:w="120" w:type="dxa"/>
+              <w:left w:w="192" w:type="dxa"/>
+              <w:bottom w:w="120" w:type="dxa"/>
+              <w:right w:w="192" w:type="dxa"/>
+            </w:tcMar>
+            <w:vAlign w:val="center"/>
+          </w:tcPr>
+          <w:p>
+            <w:pPr>
+              <w:keepNext w:val="0"/>
+              <w:keepLines w:val="0"/>
+              <w:widowControl/>
+              <w:suppressLineNumbers w:val="0"/>
+              <w:snapToGrid w:val="0"/>
+              <w:spacing w:line="240" w:lineRule="auto"/>
+              <w:ind w:left="0" w:leftChars="0" w:right="0" w:rightChars="0" w:firstLine="0" w:firstLineChars="0"/>
+              <w:jc w:val="left"/>
+              <w:rPr>
+                <w:rFonts w:hint="default" w:ascii="Segoe UI" w:hAnsi="Segoe UI" w:eastAsia="Segoe UI" w:cs="Segoe UI"/>
+                <w:i w:val="0"/>
+                <w:iCs w:val="0"/>
+                <w:caps w:val="0"/>
+                <w:color w:val="0F1115"/>
+                <w:spacing w:val="0"/>
+                <w:sz w:val="18"/>
+                <w:szCs w:val="18"/>
+              </w:rPr>
+            </w:pPr>
+            <w:r>
+              <w:rPr>
+                <w:rFonts w:hint="default" w:ascii="Segoe UI" w:hAnsi="Segoe UI" w:eastAsia="Segoe UI" w:cs="Segoe UI"/>
+                <w:i w:val="0"/>
+                <w:iCs w:val="0"/>
+                <w:caps w:val="0"/>
+                <w:snapToGrid w:val="0"/>
+                <w:color w:val="000000"/>
+                <w:spacing w:val="0"/>
+                <w:kern w:val="0"/>
+                <w:sz w:val="18"/>
+                <w:szCs w:val="18"/>
+                <w:lang w:val="en-US" w:eastAsia="zh-CN" w:bidi="ar"/>
+              </w:rPr>
+              <w:t>备件库</w:t>
+            </w:r>
+          </w:p>
+        </w:tc>
+        <w:tc>
+          <w:tcPr>
+            <w:tcW w:w="1743" w:type="dxa"/>
+            <w:tcBorders>
+              <w:top w:val="single" w:color="auto" w:sz="4" w:space="0"/>
+              <w:left w:val="single" w:color="auto" w:sz="4" w:space="0"/>
+              <w:bottom w:val="nil"/>
+              <w:right w:val="single" w:color="auto" w:sz="12" w:space="0"/>
+            </w:tcBorders>
+            <w:shd w:val="clear" w:color="auto" w:fill="auto"/>
+            <w:noWrap w:val="0"/>
+            <w:tcMar>
+              <w:top w:w="120" w:type="dxa"/>
+              <w:left w:w="192" w:type="dxa"/>
+              <w:bottom w:w="120" w:type="dxa"/>
+              <w:right w:w="-1" w:type="dxa"/>
+            </w:tcMar>
+            <w:vAlign w:val="center"/>
+          </w:tcPr>
+          <w:p>
+            <w:pPr>
+              <w:keepNext w:val="0"/>
+              <w:keepLines w:val="0"/>
+              <w:widowControl/>
+              <w:suppressLineNumbers w:val="0"/>
+              <w:snapToGrid w:val="0"/>
+              <w:spacing w:line="240" w:lineRule="auto"/>
+              <w:ind w:left="0" w:leftChars="0" w:right="0" w:rightChars="0" w:firstLine="0" w:firstLineChars="0"/>
+              <w:jc w:val="center"/>
+              <w:rPr>
+                <w:rFonts w:hint="default" w:ascii="Segoe UI" w:hAnsi="Segoe UI" w:eastAsia="Segoe UI" w:cs="Segoe UI"/>
+                <w:i w:val="0"/>
+                <w:iCs w:val="0"/>
+                <w:caps w:val="0"/>
+                <w:color w:val="0F1115"/>
+                <w:spacing w:val="0"/>
+                <w:sz w:val="18"/>
+                <w:szCs w:val="18"/>
+              </w:rPr>
+            </w:pPr>
+            <w:r>
+              <w:rPr>
+                <w:rFonts w:hint="default" w:ascii="Segoe UI" w:hAnsi="Segoe UI" w:eastAsia="Segoe UI" w:cs="Segoe UI"/>
+                <w:i w:val="0"/>
+                <w:iCs w:val="0"/>
+                <w:caps w:val="0"/>
+                <w:snapToGrid w:val="0"/>
+                <w:color w:val="000000"/>
+                <w:spacing w:val="0"/>
+                <w:kern w:val="0"/>
+                <w:sz w:val="18"/>
+                <w:szCs w:val="18"/>
+                <w:lang w:val="en-US" w:eastAsia="zh-CN" w:bidi="ar"/>
+              </w:rPr>
+              <w:t>2026年4月25日</w:t>
+            </w:r>
+          </w:p>
+        </w:tc>
+      </w:tr>
+      <w:tr>
+        <w:tblPrEx>
+          <w:tblBorders>
+            <w:top w:val="none" w:color="auto" w:sz="0" w:space="0"/>
+            <w:left w:val="none" w:color="auto" w:sz="0" w:space="0"/>
+            <w:bottom w:val="none" w:color="auto" w:sz="0" w:space="0"/>
+            <w:right w:val="none" w:color="auto" w:sz="0" w:space="0"/>
+            <w:insideH w:val="none" w:color="auto" w:sz="0" w:space="0"/>
+            <w:insideV w:val="none" w:color="auto" w:sz="0" w:space="0"/>
+          </w:tblBorders>
+          <w:shd w:val="clear" w:color="auto" w:fill="auto"/>
           <w:tblCellMar>
             <w:top w:w="15" w:type="dxa"/>
             <w:left w:w="15" w:type="dxa"/>
